--- a/Proposal_Updated.docx
+++ b/Proposal_Updated.docx
@@ -3018,7 +3018,7 @@
     </w:p>
     <w:tbl>
       <w:tblPr>
-        <w:tblW w:type="dxa" w:w="8100"/>
+        <w:tblW w:type="dxa" w:w="8000"/>
         <w:tblBorders>
           <w:top w:val="single" w:color="auto" w:sz="4"/>
           <w:left w:val="single" w:color="auto" w:sz="4"/>
@@ -3029,12 +3029,14 @@
         </w:tblBorders>
       </w:tblPr>
       <w:tblGrid>
-        <w:gridCol w:w="2500"/>
-        <w:gridCol w:w="900"/>
-        <w:gridCol w:w="900"/>
-        <w:gridCol w:w="900"/>
-        <w:gridCol w:w="900"/>
-        <w:gridCol w:w="2000"/>
+        <w:gridCol w:w="2200"/>
+        <w:gridCol w:w="700"/>
+        <w:gridCol w:w="700"/>
+        <w:gridCol w:w="700"/>
+        <w:gridCol w:w="700"/>
+        <w:gridCol w:w="800"/>
+        <w:gridCol w:w="700"/>
+        <w:gridCol w:w="1500"/>
       </w:tblGrid>
       <w:tr>
         <w:trPr>
@@ -3042,7 +3044,7 @@
         </w:trPr>
         <w:tc>
           <w:tcPr>
-            <w:tcW w:type="dxa" w:w="2500"/>
+            <w:tcW w:type="dxa" w:w="2200"/>
             <w:tcBorders>
               <w:top w:val="single" w:color="AAAAAA" w:sz="1"/>
               <w:left w:val="single" w:color="AAAAAA" w:sz="1"/>
@@ -3076,7 +3078,7 @@
         </w:tc>
         <w:tc>
           <w:tcPr>
-            <w:tcW w:type="dxa" w:w="900"/>
+            <w:tcW w:type="dxa" w:w="700"/>
             <w:tcBorders>
               <w:top w:val="single" w:color="AAAAAA" w:sz="1"/>
               <w:left w:val="single" w:color="AAAAAA" w:sz="1"/>
@@ -3104,13 +3106,13 @@
                 <w:sz w:val="18"/>
                 <w:szCs w:val="18"/>
               </w:rPr>
-              <w:t xml:space="preserve">P@3</w:t>
-            </w:r>
-          </w:p>
-        </w:tc>
-        <w:tc>
-          <w:tcPr>
-            <w:tcW w:type="dxa" w:w="900"/>
+              <w:t xml:space="preserve">P@1</w:t>
+            </w:r>
+          </w:p>
+        </w:tc>
+        <w:tc>
+          <w:tcPr>
+            <w:tcW w:type="dxa" w:w="700"/>
             <w:tcBorders>
               <w:top w:val="single" w:color="AAAAAA" w:sz="1"/>
               <w:left w:val="single" w:color="AAAAAA" w:sz="1"/>
@@ -3138,13 +3140,13 @@
                 <w:sz w:val="18"/>
                 <w:szCs w:val="18"/>
               </w:rPr>
-              <w:t xml:space="preserve">P@5</w:t>
-            </w:r>
-          </w:p>
-        </w:tc>
-        <w:tc>
-          <w:tcPr>
-            <w:tcW w:type="dxa" w:w="900"/>
+              <w:t xml:space="preserve">P@3</w:t>
+            </w:r>
+          </w:p>
+        </w:tc>
+        <w:tc>
+          <w:tcPr>
+            <w:tcW w:type="dxa" w:w="700"/>
             <w:tcBorders>
               <w:top w:val="single" w:color="AAAAAA" w:sz="1"/>
               <w:left w:val="single" w:color="AAAAAA" w:sz="1"/>
@@ -3172,13 +3174,13 @@
                 <w:sz w:val="18"/>
                 <w:szCs w:val="18"/>
               </w:rPr>
-              <w:t xml:space="preserve">P@10</w:t>
-            </w:r>
-          </w:p>
-        </w:tc>
-        <w:tc>
-          <w:tcPr>
-            <w:tcW w:type="dxa" w:w="900"/>
+              <w:t xml:space="preserve">P@5</w:t>
+            </w:r>
+          </w:p>
+        </w:tc>
+        <w:tc>
+          <w:tcPr>
+            <w:tcW w:type="dxa" w:w="700"/>
             <w:tcBorders>
               <w:top w:val="single" w:color="AAAAAA" w:sz="1"/>
               <w:left w:val="single" w:color="AAAAAA" w:sz="1"/>
@@ -3206,13 +3208,13 @@
                 <w:sz w:val="18"/>
                 <w:szCs w:val="18"/>
               </w:rPr>
-              <w:t xml:space="preserve">MRR</w:t>
-            </w:r>
-          </w:p>
-        </w:tc>
-        <w:tc>
-          <w:tcPr>
-            <w:tcW w:type="dxa" w:w="2000"/>
+              <w:t xml:space="preserve">P@10</w:t>
+            </w:r>
+          </w:p>
+        </w:tc>
+        <w:tc>
+          <w:tcPr>
+            <w:tcW w:type="dxa" w:w="800"/>
             <w:tcBorders>
               <w:top w:val="single" w:color="AAAAAA" w:sz="1"/>
               <w:left w:val="single" w:color="AAAAAA" w:sz="1"/>
@@ -3240,6 +3242,74 @@
                 <w:sz w:val="18"/>
                 <w:szCs w:val="18"/>
               </w:rPr>
+              <w:t xml:space="preserve">NDCG@10</w:t>
+            </w:r>
+          </w:p>
+        </w:tc>
+        <w:tc>
+          <w:tcPr>
+            <w:tcW w:type="dxa" w:w="700"/>
+            <w:tcBorders>
+              <w:top w:val="single" w:color="AAAAAA" w:sz="1"/>
+              <w:left w:val="single" w:color="AAAAAA" w:sz="1"/>
+              <w:bottom w:val="single" w:color="AAAAAA" w:sz="1"/>
+              <w:right w:val="single" w:color="AAAAAA" w:sz="1"/>
+            </w:tcBorders>
+            <w:shd w:fill="DDEEFF" w:val="clear"/>
+            <w:tcMar>
+              <w:top w:type="dxa" w:w="60"/>
+              <w:left w:type="dxa" w:w="100"/>
+              <w:bottom w:type="dxa" w:w="60"/>
+              <w:right w:type="dxa" w:w="100"/>
+            </w:tcMar>
+            <w:vAlign w:val="center"/>
+          </w:tcPr>
+          <w:p>
+            <w:pPr>
+              <w:jc w:val="center"/>
+            </w:pPr>
+            <w:r>
+              <w:rPr>
+                <w:rFonts w:ascii="Times New Roman" w:cs="Times New Roman" w:eastAsia="Times New Roman" w:hAnsi="Times New Roman"/>
+                <w:b/>
+                <w:bCs/>
+                <w:sz w:val="18"/>
+                <w:szCs w:val="18"/>
+              </w:rPr>
+              <w:t xml:space="preserve">MRR</w:t>
+            </w:r>
+          </w:p>
+        </w:tc>
+        <w:tc>
+          <w:tcPr>
+            <w:tcW w:type="dxa" w:w="1500"/>
+            <w:tcBorders>
+              <w:top w:val="single" w:color="AAAAAA" w:sz="1"/>
+              <w:left w:val="single" w:color="AAAAAA" w:sz="1"/>
+              <w:bottom w:val="single" w:color="AAAAAA" w:sz="1"/>
+              <w:right w:val="single" w:color="AAAAAA" w:sz="1"/>
+            </w:tcBorders>
+            <w:shd w:fill="DDEEFF" w:val="clear"/>
+            <w:tcMar>
+              <w:top w:type="dxa" w:w="60"/>
+              <w:left w:type="dxa" w:w="100"/>
+              <w:bottom w:type="dxa" w:w="60"/>
+              <w:right w:type="dxa" w:w="100"/>
+            </w:tcMar>
+            <w:vAlign w:val="center"/>
+          </w:tcPr>
+          <w:p>
+            <w:pPr>
+              <w:jc w:val="center"/>
+            </w:pPr>
+            <w:r>
+              <w:rPr>
+                <w:rFonts w:ascii="Times New Roman" w:cs="Times New Roman" w:eastAsia="Times New Roman" w:hAnsi="Times New Roman"/>
+                <w:b/>
+                <w:bCs/>
+                <w:sz w:val="18"/>
+                <w:szCs w:val="18"/>
+              </w:rPr>
               <w:t xml:space="preserve">MRR 95% CI</w:t>
             </w:r>
           </w:p>
@@ -3248,7 +3318,7 @@
       <w:tr>
         <w:tc>
           <w:tcPr>
-            <w:tcW w:type="dxa" w:w="2500"/>
+            <w:tcW w:type="dxa" w:w="2200"/>
             <w:tcBorders>
               <w:top w:val="single" w:color="AAAAAA" w:sz="1"/>
               <w:left w:val="single" w:color="AAAAAA" w:sz="1"/>
@@ -3282,7 +3352,41 @@
         </w:tc>
         <w:tc>
           <w:tcPr>
-            <w:tcW w:type="dxa" w:w="900"/>
+            <w:tcW w:type="dxa" w:w="700"/>
+            <w:tcBorders>
+              <w:top w:val="single" w:color="AAAAAA" w:sz="1"/>
+              <w:left w:val="single" w:color="AAAAAA" w:sz="1"/>
+              <w:bottom w:val="single" w:color="AAAAAA" w:sz="1"/>
+              <w:right w:val="single" w:color="AAAAAA" w:sz="1"/>
+            </w:tcBorders>
+            <w:shd w:fill="FFFFFF" w:val="clear"/>
+            <w:tcMar>
+              <w:top w:type="dxa" w:w="60"/>
+              <w:left w:type="dxa" w:w="100"/>
+              <w:bottom w:type="dxa" w:w="60"/>
+              <w:right w:type="dxa" w:w="100"/>
+            </w:tcMar>
+            <w:vAlign w:val="center"/>
+          </w:tcPr>
+          <w:p>
+            <w:pPr>
+              <w:jc w:val="center"/>
+            </w:pPr>
+            <w:r>
+              <w:rPr>
+                <w:rFonts w:ascii="Times New Roman" w:cs="Times New Roman" w:eastAsia="Times New Roman" w:hAnsi="Times New Roman"/>
+                <w:b w:val="false"/>
+                <w:bCs w:val="false"/>
+                <w:sz w:val="18"/>
+                <w:szCs w:val="18"/>
+              </w:rPr>
+              <w:t xml:space="preserve">0.4021</w:t>
+            </w:r>
+          </w:p>
+        </w:tc>
+        <w:tc>
+          <w:tcPr>
+            <w:tcW w:type="dxa" w:w="700"/>
             <w:tcBorders>
               <w:top w:val="single" w:color="AAAAAA" w:sz="1"/>
               <w:left w:val="single" w:color="AAAAAA" w:sz="1"/>
@@ -3316,7 +3420,7 @@
         </w:tc>
         <w:tc>
           <w:tcPr>
-            <w:tcW w:type="dxa" w:w="900"/>
+            <w:tcW w:type="dxa" w:w="700"/>
             <w:tcBorders>
               <w:top w:val="single" w:color="AAAAAA" w:sz="1"/>
               <w:left w:val="single" w:color="AAAAAA" w:sz="1"/>
@@ -3350,7 +3454,7 @@
         </w:tc>
         <w:tc>
           <w:tcPr>
-            <w:tcW w:type="dxa" w:w="900"/>
+            <w:tcW w:type="dxa" w:w="700"/>
             <w:tcBorders>
               <w:top w:val="single" w:color="AAAAAA" w:sz="1"/>
               <w:left w:val="single" w:color="AAAAAA" w:sz="1"/>
@@ -3384,7 +3488,41 @@
         </w:tc>
         <w:tc>
           <w:tcPr>
-            <w:tcW w:type="dxa" w:w="900"/>
+            <w:tcW w:type="dxa" w:w="800"/>
+            <w:tcBorders>
+              <w:top w:val="single" w:color="AAAAAA" w:sz="1"/>
+              <w:left w:val="single" w:color="AAAAAA" w:sz="1"/>
+              <w:bottom w:val="single" w:color="AAAAAA" w:sz="1"/>
+              <w:right w:val="single" w:color="AAAAAA" w:sz="1"/>
+            </w:tcBorders>
+            <w:shd w:fill="FFFFFF" w:val="clear"/>
+            <w:tcMar>
+              <w:top w:type="dxa" w:w="60"/>
+              <w:left w:type="dxa" w:w="100"/>
+              <w:bottom w:type="dxa" w:w="60"/>
+              <w:right w:type="dxa" w:w="100"/>
+            </w:tcMar>
+            <w:vAlign w:val="center"/>
+          </w:tcPr>
+          <w:p>
+            <w:pPr>
+              <w:jc w:val="center"/>
+            </w:pPr>
+            <w:r>
+              <w:rPr>
+                <w:rFonts w:ascii="Times New Roman" w:cs="Times New Roman" w:eastAsia="Times New Roman" w:hAnsi="Times New Roman"/>
+                <w:b w:val="false"/>
+                <w:bCs w:val="false"/>
+                <w:sz w:val="18"/>
+                <w:szCs w:val="18"/>
+              </w:rPr>
+              <w:t xml:space="preserve">0.3511</w:t>
+            </w:r>
+          </w:p>
+        </w:tc>
+        <w:tc>
+          <w:tcPr>
+            <w:tcW w:type="dxa" w:w="700"/>
             <w:tcBorders>
               <w:top w:val="single" w:color="AAAAAA" w:sz="1"/>
               <w:left w:val="single" w:color="AAAAAA" w:sz="1"/>
@@ -3418,7 +3556,7 @@
         </w:tc>
         <w:tc>
           <w:tcPr>
-            <w:tcW w:type="dxa" w:w="2000"/>
+            <w:tcW w:type="dxa" w:w="1500"/>
             <w:tcBorders>
               <w:top w:val="single" w:color="AAAAAA" w:sz="1"/>
               <w:left w:val="single" w:color="AAAAAA" w:sz="1"/>
@@ -3454,7 +3592,7 @@
       <w:tr>
         <w:tc>
           <w:tcPr>
-            <w:tcW w:type="dxa" w:w="2500"/>
+            <w:tcW w:type="dxa" w:w="2200"/>
             <w:tcBorders>
               <w:top w:val="single" w:color="AAAAAA" w:sz="1"/>
               <w:left w:val="single" w:color="AAAAAA" w:sz="1"/>
@@ -3488,7 +3626,41 @@
         </w:tc>
         <w:tc>
           <w:tcPr>
-            <w:tcW w:type="dxa" w:w="900"/>
+            <w:tcW w:type="dxa" w:w="700"/>
+            <w:tcBorders>
+              <w:top w:val="single" w:color="AAAAAA" w:sz="1"/>
+              <w:left w:val="single" w:color="AAAAAA" w:sz="1"/>
+              <w:bottom w:val="single" w:color="AAAAAA" w:sz="1"/>
+              <w:right w:val="single" w:color="AAAAAA" w:sz="1"/>
+            </w:tcBorders>
+            <w:shd w:fill="FFFFFF" w:val="clear"/>
+            <w:tcMar>
+              <w:top w:type="dxa" w:w="60"/>
+              <w:left w:type="dxa" w:w="100"/>
+              <w:bottom w:type="dxa" w:w="60"/>
+              <w:right w:type="dxa" w:w="100"/>
+            </w:tcMar>
+            <w:vAlign w:val="center"/>
+          </w:tcPr>
+          <w:p>
+            <w:pPr>
+              <w:jc w:val="center"/>
+            </w:pPr>
+            <w:r>
+              <w:rPr>
+                <w:rFonts w:ascii="Times New Roman" w:cs="Times New Roman" w:eastAsia="Times New Roman" w:hAnsi="Times New Roman"/>
+                <w:b w:val="false"/>
+                <w:bCs w:val="false"/>
+                <w:sz w:val="18"/>
+                <w:szCs w:val="18"/>
+              </w:rPr>
+              <w:t xml:space="preserve">0.3861</w:t>
+            </w:r>
+          </w:p>
+        </w:tc>
+        <w:tc>
+          <w:tcPr>
+            <w:tcW w:type="dxa" w:w="700"/>
             <w:tcBorders>
               <w:top w:val="single" w:color="AAAAAA" w:sz="1"/>
               <w:left w:val="single" w:color="AAAAAA" w:sz="1"/>
@@ -3522,7 +3694,7 @@
         </w:tc>
         <w:tc>
           <w:tcPr>
-            <w:tcW w:type="dxa" w:w="900"/>
+            <w:tcW w:type="dxa" w:w="700"/>
             <w:tcBorders>
               <w:top w:val="single" w:color="AAAAAA" w:sz="1"/>
               <w:left w:val="single" w:color="AAAAAA" w:sz="1"/>
@@ -3556,7 +3728,7 @@
         </w:tc>
         <w:tc>
           <w:tcPr>
-            <w:tcW w:type="dxa" w:w="900"/>
+            <w:tcW w:type="dxa" w:w="700"/>
             <w:tcBorders>
               <w:top w:val="single" w:color="AAAAAA" w:sz="1"/>
               <w:left w:val="single" w:color="AAAAAA" w:sz="1"/>
@@ -3590,7 +3762,41 @@
         </w:tc>
         <w:tc>
           <w:tcPr>
-            <w:tcW w:type="dxa" w:w="900"/>
+            <w:tcW w:type="dxa" w:w="800"/>
+            <w:tcBorders>
+              <w:top w:val="single" w:color="AAAAAA" w:sz="1"/>
+              <w:left w:val="single" w:color="AAAAAA" w:sz="1"/>
+              <w:bottom w:val="single" w:color="AAAAAA" w:sz="1"/>
+              <w:right w:val="single" w:color="AAAAAA" w:sz="1"/>
+            </w:tcBorders>
+            <w:shd w:fill="FFFFFF" w:val="clear"/>
+            <w:tcMar>
+              <w:top w:type="dxa" w:w="60"/>
+              <w:left w:type="dxa" w:w="100"/>
+              <w:bottom w:type="dxa" w:w="60"/>
+              <w:right w:type="dxa" w:w="100"/>
+            </w:tcMar>
+            <w:vAlign w:val="center"/>
+          </w:tcPr>
+          <w:p>
+            <w:pPr>
+              <w:jc w:val="center"/>
+            </w:pPr>
+            <w:r>
+              <w:rPr>
+                <w:rFonts w:ascii="Times New Roman" w:cs="Times New Roman" w:eastAsia="Times New Roman" w:hAnsi="Times New Roman"/>
+                <w:b w:val="false"/>
+                <w:bCs w:val="false"/>
+                <w:sz w:val="18"/>
+                <w:szCs w:val="18"/>
+              </w:rPr>
+              <w:t xml:space="preserve">0.3511</w:t>
+            </w:r>
+          </w:p>
+        </w:tc>
+        <w:tc>
+          <w:tcPr>
+            <w:tcW w:type="dxa" w:w="700"/>
             <w:tcBorders>
               <w:top w:val="single" w:color="AAAAAA" w:sz="1"/>
               <w:left w:val="single" w:color="AAAAAA" w:sz="1"/>
@@ -3624,7 +3830,7 @@
         </w:tc>
         <w:tc>
           <w:tcPr>
-            <w:tcW w:type="dxa" w:w="2000"/>
+            <w:tcW w:type="dxa" w:w="1500"/>
             <w:tcBorders>
               <w:top w:val="single" w:color="AAAAAA" w:sz="1"/>
               <w:left w:val="single" w:color="AAAAAA" w:sz="1"/>
@@ -3660,7 +3866,7 @@
       <w:tr>
         <w:tc>
           <w:tcPr>
-            <w:tcW w:type="dxa" w:w="2500"/>
+            <w:tcW w:type="dxa" w:w="2200"/>
             <w:tcBorders>
               <w:top w:val="single" w:color="AAAAAA" w:sz="1"/>
               <w:left w:val="single" w:color="AAAAAA" w:sz="1"/>
@@ -3694,7 +3900,41 @@
         </w:tc>
         <w:tc>
           <w:tcPr>
-            <w:tcW w:type="dxa" w:w="900"/>
+            <w:tcW w:type="dxa" w:w="700"/>
+            <w:tcBorders>
+              <w:top w:val="single" w:color="AAAAAA" w:sz="1"/>
+              <w:left w:val="single" w:color="AAAAAA" w:sz="1"/>
+              <w:bottom w:val="single" w:color="AAAAAA" w:sz="1"/>
+              <w:right w:val="single" w:color="AAAAAA" w:sz="1"/>
+            </w:tcBorders>
+            <w:shd w:fill="FFFFFF" w:val="clear"/>
+            <w:tcMar>
+              <w:top w:type="dxa" w:w="60"/>
+              <w:left w:type="dxa" w:w="100"/>
+              <w:bottom w:type="dxa" w:w="60"/>
+              <w:right w:type="dxa" w:w="100"/>
+            </w:tcMar>
+            <w:vAlign w:val="center"/>
+          </w:tcPr>
+          <w:p>
+            <w:pPr>
+              <w:jc w:val="center"/>
+            </w:pPr>
+            <w:r>
+              <w:rPr>
+                <w:rFonts w:ascii="Times New Roman" w:cs="Times New Roman" w:eastAsia="Times New Roman" w:hAnsi="Times New Roman"/>
+                <w:b w:val="false"/>
+                <w:bCs w:val="false"/>
+                <w:sz w:val="18"/>
+                <w:szCs w:val="18"/>
+              </w:rPr>
+              <w:t xml:space="preserve">0.3365</w:t>
+            </w:r>
+          </w:p>
+        </w:tc>
+        <w:tc>
+          <w:tcPr>
+            <w:tcW w:type="dxa" w:w="700"/>
             <w:tcBorders>
               <w:top w:val="single" w:color="AAAAAA" w:sz="1"/>
               <w:left w:val="single" w:color="AAAAAA" w:sz="1"/>
@@ -3728,7 +3968,7 @@
         </w:tc>
         <w:tc>
           <w:tcPr>
-            <w:tcW w:type="dxa" w:w="900"/>
+            <w:tcW w:type="dxa" w:w="700"/>
             <w:tcBorders>
               <w:top w:val="single" w:color="AAAAAA" w:sz="1"/>
               <w:left w:val="single" w:color="AAAAAA" w:sz="1"/>
@@ -3762,7 +4002,7 @@
         </w:tc>
         <w:tc>
           <w:tcPr>
-            <w:tcW w:type="dxa" w:w="900"/>
+            <w:tcW w:type="dxa" w:w="700"/>
             <w:tcBorders>
               <w:top w:val="single" w:color="AAAAAA" w:sz="1"/>
               <w:left w:val="single" w:color="AAAAAA" w:sz="1"/>
@@ -3796,7 +4036,41 @@
         </w:tc>
         <w:tc>
           <w:tcPr>
-            <w:tcW w:type="dxa" w:w="900"/>
+            <w:tcW w:type="dxa" w:w="800"/>
+            <w:tcBorders>
+              <w:top w:val="single" w:color="AAAAAA" w:sz="1"/>
+              <w:left w:val="single" w:color="AAAAAA" w:sz="1"/>
+              <w:bottom w:val="single" w:color="AAAAAA" w:sz="1"/>
+              <w:right w:val="single" w:color="AAAAAA" w:sz="1"/>
+            </w:tcBorders>
+            <w:shd w:fill="FFFFFF" w:val="clear"/>
+            <w:tcMar>
+              <w:top w:type="dxa" w:w="60"/>
+              <w:left w:type="dxa" w:w="100"/>
+              <w:bottom w:type="dxa" w:w="60"/>
+              <w:right w:type="dxa" w:w="100"/>
+            </w:tcMar>
+            <w:vAlign w:val="center"/>
+          </w:tcPr>
+          <w:p>
+            <w:pPr>
+              <w:jc w:val="center"/>
+            </w:pPr>
+            <w:r>
+              <w:rPr>
+                <w:rFonts w:ascii="Times New Roman" w:cs="Times New Roman" w:eastAsia="Times New Roman" w:hAnsi="Times New Roman"/>
+                <w:b w:val="false"/>
+                <w:bCs w:val="false"/>
+                <w:sz w:val="18"/>
+                <w:szCs w:val="18"/>
+              </w:rPr>
+              <w:t xml:space="preserve">0.3004</w:t>
+            </w:r>
+          </w:p>
+        </w:tc>
+        <w:tc>
+          <w:tcPr>
+            <w:tcW w:type="dxa" w:w="700"/>
             <w:tcBorders>
               <w:top w:val="single" w:color="AAAAAA" w:sz="1"/>
               <w:left w:val="single" w:color="AAAAAA" w:sz="1"/>
@@ -3830,7 +4104,7 @@
         </w:tc>
         <w:tc>
           <w:tcPr>
-            <w:tcW w:type="dxa" w:w="2000"/>
+            <w:tcW w:type="dxa" w:w="1500"/>
             <w:tcBorders>
               <w:top w:val="single" w:color="AAAAAA" w:sz="1"/>
               <w:left w:val="single" w:color="AAAAAA" w:sz="1"/>
@@ -3866,7 +4140,7 @@
       <w:tr>
         <w:tc>
           <w:tcPr>
-            <w:tcW w:type="dxa" w:w="2500"/>
+            <w:tcW w:type="dxa" w:w="2200"/>
             <w:tcBorders>
               <w:top w:val="single" w:color="AAAAAA" w:sz="1"/>
               <w:left w:val="single" w:color="AAAAAA" w:sz="1"/>
@@ -3900,7 +4174,41 @@
         </w:tc>
         <w:tc>
           <w:tcPr>
-            <w:tcW w:type="dxa" w:w="900"/>
+            <w:tcW w:type="dxa" w:w="700"/>
+            <w:tcBorders>
+              <w:top w:val="single" w:color="AAAAAA" w:sz="1"/>
+              <w:left w:val="single" w:color="AAAAAA" w:sz="1"/>
+              <w:bottom w:val="single" w:color="AAAAAA" w:sz="1"/>
+              <w:right w:val="single" w:color="AAAAAA" w:sz="1"/>
+            </w:tcBorders>
+            <w:shd w:fill="FFFFFF" w:val="clear"/>
+            <w:tcMar>
+              <w:top w:type="dxa" w:w="60"/>
+              <w:left w:type="dxa" w:w="100"/>
+              <w:bottom w:type="dxa" w:w="60"/>
+              <w:right w:type="dxa" w:w="100"/>
+            </w:tcMar>
+            <w:vAlign w:val="center"/>
+          </w:tcPr>
+          <w:p>
+            <w:pPr>
+              <w:jc w:val="center"/>
+            </w:pPr>
+            <w:r>
+              <w:rPr>
+                <w:rFonts w:ascii="Times New Roman" w:cs="Times New Roman" w:eastAsia="Times New Roman" w:hAnsi="Times New Roman"/>
+                <w:b w:val="false"/>
+                <w:bCs w:val="false"/>
+                <w:sz w:val="18"/>
+                <w:szCs w:val="18"/>
+              </w:rPr>
+              <w:t xml:space="preserve">0.3619</w:t>
+            </w:r>
+          </w:p>
+        </w:tc>
+        <w:tc>
+          <w:tcPr>
+            <w:tcW w:type="dxa" w:w="700"/>
             <w:tcBorders>
               <w:top w:val="single" w:color="AAAAAA" w:sz="1"/>
               <w:left w:val="single" w:color="AAAAAA" w:sz="1"/>
@@ -3934,7 +4242,7 @@
         </w:tc>
         <w:tc>
           <w:tcPr>
-            <w:tcW w:type="dxa" w:w="900"/>
+            <w:tcW w:type="dxa" w:w="700"/>
             <w:tcBorders>
               <w:top w:val="single" w:color="AAAAAA" w:sz="1"/>
               <w:left w:val="single" w:color="AAAAAA" w:sz="1"/>
@@ -3968,7 +4276,7 @@
         </w:tc>
         <w:tc>
           <w:tcPr>
-            <w:tcW w:type="dxa" w:w="900"/>
+            <w:tcW w:type="dxa" w:w="700"/>
             <w:tcBorders>
               <w:top w:val="single" w:color="AAAAAA" w:sz="1"/>
               <w:left w:val="single" w:color="AAAAAA" w:sz="1"/>
@@ -4002,7 +4310,41 @@
         </w:tc>
         <w:tc>
           <w:tcPr>
-            <w:tcW w:type="dxa" w:w="900"/>
+            <w:tcW w:type="dxa" w:w="800"/>
+            <w:tcBorders>
+              <w:top w:val="single" w:color="AAAAAA" w:sz="1"/>
+              <w:left w:val="single" w:color="AAAAAA" w:sz="1"/>
+              <w:bottom w:val="single" w:color="AAAAAA" w:sz="1"/>
+              <w:right w:val="single" w:color="AAAAAA" w:sz="1"/>
+            </w:tcBorders>
+            <w:shd w:fill="FFFFFF" w:val="clear"/>
+            <w:tcMar>
+              <w:top w:type="dxa" w:w="60"/>
+              <w:left w:type="dxa" w:w="100"/>
+              <w:bottom w:type="dxa" w:w="60"/>
+              <w:right w:type="dxa" w:w="100"/>
+            </w:tcMar>
+            <w:vAlign w:val="center"/>
+          </w:tcPr>
+          <w:p>
+            <w:pPr>
+              <w:jc w:val="center"/>
+            </w:pPr>
+            <w:r>
+              <w:rPr>
+                <w:rFonts w:ascii="Times New Roman" w:cs="Times New Roman" w:eastAsia="Times New Roman" w:hAnsi="Times New Roman"/>
+                <w:b w:val="false"/>
+                <w:bCs w:val="false"/>
+                <w:sz w:val="18"/>
+                <w:szCs w:val="18"/>
+              </w:rPr>
+              <w:t xml:space="preserve">0.3398</w:t>
+            </w:r>
+          </w:p>
+        </w:tc>
+        <w:tc>
+          <w:tcPr>
+            <w:tcW w:type="dxa" w:w="700"/>
             <w:tcBorders>
               <w:top w:val="single" w:color="AAAAAA" w:sz="1"/>
               <w:left w:val="single" w:color="AAAAAA" w:sz="1"/>
@@ -4036,7 +4378,7 @@
         </w:tc>
         <w:tc>
           <w:tcPr>
-            <w:tcW w:type="dxa" w:w="2000"/>
+            <w:tcW w:type="dxa" w:w="1500"/>
             <w:tcBorders>
               <w:top w:val="single" w:color="AAAAAA" w:sz="1"/>
               <w:left w:val="single" w:color="AAAAAA" w:sz="1"/>
@@ -4072,7 +4414,7 @@
       <w:tr>
         <w:tc>
           <w:tcPr>
-            <w:tcW w:type="dxa" w:w="2500"/>
+            <w:tcW w:type="dxa" w:w="2200"/>
             <w:tcBorders>
               <w:top w:val="single" w:color="AAAAAA" w:sz="1"/>
               <w:left w:val="single" w:color="AAAAAA" w:sz="1"/>
@@ -4106,7 +4448,41 @@
         </w:tc>
         <w:tc>
           <w:tcPr>
-            <w:tcW w:type="dxa" w:w="900"/>
+            <w:tcW w:type="dxa" w:w="700"/>
+            <w:tcBorders>
+              <w:top w:val="single" w:color="AAAAAA" w:sz="1"/>
+              <w:left w:val="single" w:color="AAAAAA" w:sz="1"/>
+              <w:bottom w:val="single" w:color="AAAAAA" w:sz="1"/>
+              <w:right w:val="single" w:color="AAAAAA" w:sz="1"/>
+            </w:tcBorders>
+            <w:shd w:fill="FFFFFF" w:val="clear"/>
+            <w:tcMar>
+              <w:top w:type="dxa" w:w="60"/>
+              <w:left w:type="dxa" w:w="100"/>
+              <w:bottom w:type="dxa" w:w="60"/>
+              <w:right w:type="dxa" w:w="100"/>
+            </w:tcMar>
+            <w:vAlign w:val="center"/>
+          </w:tcPr>
+          <w:p>
+            <w:pPr>
+              <w:jc w:val="center"/>
+            </w:pPr>
+            <w:r>
+              <w:rPr>
+                <w:rFonts w:ascii="Times New Roman" w:cs="Times New Roman" w:eastAsia="Times New Roman" w:hAnsi="Times New Roman"/>
+                <w:b w:val="false"/>
+                <w:bCs w:val="false"/>
+                <w:sz w:val="18"/>
+                <w:szCs w:val="18"/>
+              </w:rPr>
+              <w:t xml:space="preserve">0.2936</w:t>
+            </w:r>
+          </w:p>
+        </w:tc>
+        <w:tc>
+          <w:tcPr>
+            <w:tcW w:type="dxa" w:w="700"/>
             <w:tcBorders>
               <w:top w:val="single" w:color="AAAAAA" w:sz="1"/>
               <w:left w:val="single" w:color="AAAAAA" w:sz="1"/>
@@ -4140,7 +4516,7 @@
         </w:tc>
         <w:tc>
           <w:tcPr>
-            <w:tcW w:type="dxa" w:w="900"/>
+            <w:tcW w:type="dxa" w:w="700"/>
             <w:tcBorders>
               <w:top w:val="single" w:color="AAAAAA" w:sz="1"/>
               <w:left w:val="single" w:color="AAAAAA" w:sz="1"/>
@@ -4174,7 +4550,7 @@
         </w:tc>
         <w:tc>
           <w:tcPr>
-            <w:tcW w:type="dxa" w:w="900"/>
+            <w:tcW w:type="dxa" w:w="700"/>
             <w:tcBorders>
               <w:top w:val="single" w:color="AAAAAA" w:sz="1"/>
               <w:left w:val="single" w:color="AAAAAA" w:sz="1"/>
@@ -4208,7 +4584,41 @@
         </w:tc>
         <w:tc>
           <w:tcPr>
-            <w:tcW w:type="dxa" w:w="900"/>
+            <w:tcW w:type="dxa" w:w="800"/>
+            <w:tcBorders>
+              <w:top w:val="single" w:color="AAAAAA" w:sz="1"/>
+              <w:left w:val="single" w:color="AAAAAA" w:sz="1"/>
+              <w:bottom w:val="single" w:color="AAAAAA" w:sz="1"/>
+              <w:right w:val="single" w:color="AAAAAA" w:sz="1"/>
+            </w:tcBorders>
+            <w:shd w:fill="FFFFFF" w:val="clear"/>
+            <w:tcMar>
+              <w:top w:type="dxa" w:w="60"/>
+              <w:left w:type="dxa" w:w="100"/>
+              <w:bottom w:type="dxa" w:w="60"/>
+              <w:right w:type="dxa" w:w="100"/>
+            </w:tcMar>
+            <w:vAlign w:val="center"/>
+          </w:tcPr>
+          <w:p>
+            <w:pPr>
+              <w:jc w:val="center"/>
+            </w:pPr>
+            <w:r>
+              <w:rPr>
+                <w:rFonts w:ascii="Times New Roman" w:cs="Times New Roman" w:eastAsia="Times New Roman" w:hAnsi="Times New Roman"/>
+                <w:b w:val="false"/>
+                <w:bCs w:val="false"/>
+                <w:sz w:val="18"/>
+                <w:szCs w:val="18"/>
+              </w:rPr>
+              <w:t xml:space="preserve">0.2845</w:t>
+            </w:r>
+          </w:p>
+        </w:tc>
+        <w:tc>
+          <w:tcPr>
+            <w:tcW w:type="dxa" w:w="700"/>
             <w:tcBorders>
               <w:top w:val="single" w:color="AAAAAA" w:sz="1"/>
               <w:left w:val="single" w:color="AAAAAA" w:sz="1"/>
@@ -4242,7 +4652,7 @@
         </w:tc>
         <w:tc>
           <w:tcPr>
-            <w:tcW w:type="dxa" w:w="2000"/>
+            <w:tcW w:type="dxa" w:w="1500"/>
             <w:tcBorders>
               <w:top w:val="single" w:color="AAAAAA" w:sz="1"/>
               <w:left w:val="single" w:color="AAAAAA" w:sz="1"/>
@@ -4278,7 +4688,7 @@
       <w:tr>
         <w:tc>
           <w:tcPr>
-            <w:tcW w:type="dxa" w:w="2500"/>
+            <w:tcW w:type="dxa" w:w="2200"/>
             <w:tcBorders>
               <w:top w:val="single" w:color="AAAAAA" w:sz="1"/>
               <w:left w:val="single" w:color="AAAAAA" w:sz="1"/>
@@ -4312,7 +4722,41 @@
         </w:tc>
         <w:tc>
           <w:tcPr>
-            <w:tcW w:type="dxa" w:w="900"/>
+            <w:tcW w:type="dxa" w:w="700"/>
+            <w:tcBorders>
+              <w:top w:val="single" w:color="AAAAAA" w:sz="1"/>
+              <w:left w:val="single" w:color="AAAAAA" w:sz="1"/>
+              <w:bottom w:val="single" w:color="AAAAAA" w:sz="1"/>
+              <w:right w:val="single" w:color="AAAAAA" w:sz="1"/>
+            </w:tcBorders>
+            <w:shd w:fill="FFFFFF" w:val="clear"/>
+            <w:tcMar>
+              <w:top w:type="dxa" w:w="60"/>
+              <w:left w:type="dxa" w:w="100"/>
+              <w:bottom w:type="dxa" w:w="60"/>
+              <w:right w:type="dxa" w:w="100"/>
+            </w:tcMar>
+            <w:vAlign w:val="center"/>
+          </w:tcPr>
+          <w:p>
+            <w:pPr>
+              <w:jc w:val="center"/>
+            </w:pPr>
+            <w:r>
+              <w:rPr>
+                <w:rFonts w:ascii="Times New Roman" w:cs="Times New Roman" w:eastAsia="Times New Roman" w:hAnsi="Times New Roman"/>
+                <w:b w:val="false"/>
+                <w:bCs w:val="false"/>
+                <w:sz w:val="18"/>
+                <w:szCs w:val="18"/>
+              </w:rPr>
+              <w:t xml:space="preserve">0.2212</w:t>
+            </w:r>
+          </w:p>
+        </w:tc>
+        <w:tc>
+          <w:tcPr>
+            <w:tcW w:type="dxa" w:w="700"/>
             <w:tcBorders>
               <w:top w:val="single" w:color="AAAAAA" w:sz="1"/>
               <w:left w:val="single" w:color="AAAAAA" w:sz="1"/>
@@ -4346,7 +4790,7 @@
         </w:tc>
         <w:tc>
           <w:tcPr>
-            <w:tcW w:type="dxa" w:w="900"/>
+            <w:tcW w:type="dxa" w:w="700"/>
             <w:tcBorders>
               <w:top w:val="single" w:color="AAAAAA" w:sz="1"/>
               <w:left w:val="single" w:color="AAAAAA" w:sz="1"/>
@@ -4380,7 +4824,7 @@
         </w:tc>
         <w:tc>
           <w:tcPr>
-            <w:tcW w:type="dxa" w:w="900"/>
+            <w:tcW w:type="dxa" w:w="700"/>
             <w:tcBorders>
               <w:top w:val="single" w:color="AAAAAA" w:sz="1"/>
               <w:left w:val="single" w:color="AAAAAA" w:sz="1"/>
@@ -4414,7 +4858,41 @@
         </w:tc>
         <w:tc>
           <w:tcPr>
-            <w:tcW w:type="dxa" w:w="900"/>
+            <w:tcW w:type="dxa" w:w="800"/>
+            <w:tcBorders>
+              <w:top w:val="single" w:color="AAAAAA" w:sz="1"/>
+              <w:left w:val="single" w:color="AAAAAA" w:sz="1"/>
+              <w:bottom w:val="single" w:color="AAAAAA" w:sz="1"/>
+              <w:right w:val="single" w:color="AAAAAA" w:sz="1"/>
+            </w:tcBorders>
+            <w:shd w:fill="FFFFFF" w:val="clear"/>
+            <w:tcMar>
+              <w:top w:type="dxa" w:w="60"/>
+              <w:left w:type="dxa" w:w="100"/>
+              <w:bottom w:type="dxa" w:w="60"/>
+              <w:right w:type="dxa" w:w="100"/>
+            </w:tcMar>
+            <w:vAlign w:val="center"/>
+          </w:tcPr>
+          <w:p>
+            <w:pPr>
+              <w:jc w:val="center"/>
+            </w:pPr>
+            <w:r>
+              <w:rPr>
+                <w:rFonts w:ascii="Times New Roman" w:cs="Times New Roman" w:eastAsia="Times New Roman" w:hAnsi="Times New Roman"/>
+                <w:b w:val="false"/>
+                <w:bCs w:val="false"/>
+                <w:sz w:val="18"/>
+                <w:szCs w:val="18"/>
+              </w:rPr>
+              <w:t xml:space="preserve">0.2022</w:t>
+            </w:r>
+          </w:p>
+        </w:tc>
+        <w:tc>
+          <w:tcPr>
+            <w:tcW w:type="dxa" w:w="700"/>
             <w:tcBorders>
               <w:top w:val="single" w:color="AAAAAA" w:sz="1"/>
               <w:left w:val="single" w:color="AAAAAA" w:sz="1"/>
@@ -4448,7 +4926,7 @@
         </w:tc>
         <w:tc>
           <w:tcPr>
-            <w:tcW w:type="dxa" w:w="2000"/>
+            <w:tcW w:type="dxa" w:w="1500"/>
             <w:tcBorders>
               <w:top w:val="single" w:color="AAAAAA" w:sz="1"/>
               <w:left w:val="single" w:color="AAAAAA" w:sz="1"/>
@@ -4484,7 +4962,7 @@
       <w:tr>
         <w:tc>
           <w:tcPr>
-            <w:tcW w:type="dxa" w:w="2500"/>
+            <w:tcW w:type="dxa" w:w="2200"/>
             <w:tcBorders>
               <w:top w:val="single" w:color="AAAAAA" w:sz="1"/>
               <w:left w:val="single" w:color="AAAAAA" w:sz="1"/>
@@ -4518,7 +4996,41 @@
         </w:tc>
         <w:tc>
           <w:tcPr>
-            <w:tcW w:type="dxa" w:w="900"/>
+            <w:tcW w:type="dxa" w:w="700"/>
+            <w:tcBorders>
+              <w:top w:val="single" w:color="AAAAAA" w:sz="1"/>
+              <w:left w:val="single" w:color="AAAAAA" w:sz="1"/>
+              <w:bottom w:val="single" w:color="AAAAAA" w:sz="1"/>
+              <w:right w:val="single" w:color="AAAAAA" w:sz="1"/>
+            </w:tcBorders>
+            <w:shd w:fill="FFFFFF" w:val="clear"/>
+            <w:tcMar>
+              <w:top w:type="dxa" w:w="60"/>
+              <w:left w:type="dxa" w:w="100"/>
+              <w:bottom w:type="dxa" w:w="60"/>
+              <w:right w:type="dxa" w:w="100"/>
+            </w:tcMar>
+            <w:vAlign w:val="center"/>
+          </w:tcPr>
+          <w:p>
+            <w:pPr>
+              <w:jc w:val="center"/>
+            </w:pPr>
+            <w:r>
+              <w:rPr>
+                <w:rFonts w:ascii="Times New Roman" w:cs="Times New Roman" w:eastAsia="Times New Roman" w:hAnsi="Times New Roman"/>
+                <w:b w:val="false"/>
+                <w:bCs w:val="false"/>
+                <w:sz w:val="18"/>
+                <w:szCs w:val="18"/>
+              </w:rPr>
+              <w:t xml:space="preserve">0.1917</w:t>
+            </w:r>
+          </w:p>
+        </w:tc>
+        <w:tc>
+          <w:tcPr>
+            <w:tcW w:type="dxa" w:w="700"/>
             <w:tcBorders>
               <w:top w:val="single" w:color="AAAAAA" w:sz="1"/>
               <w:left w:val="single" w:color="AAAAAA" w:sz="1"/>
@@ -4552,7 +5064,7 @@
         </w:tc>
         <w:tc>
           <w:tcPr>
-            <w:tcW w:type="dxa" w:w="900"/>
+            <w:tcW w:type="dxa" w:w="700"/>
             <w:tcBorders>
               <w:top w:val="single" w:color="AAAAAA" w:sz="1"/>
               <w:left w:val="single" w:color="AAAAAA" w:sz="1"/>
@@ -4586,7 +5098,7 @@
         </w:tc>
         <w:tc>
           <w:tcPr>
-            <w:tcW w:type="dxa" w:w="900"/>
+            <w:tcW w:type="dxa" w:w="700"/>
             <w:tcBorders>
               <w:top w:val="single" w:color="AAAAAA" w:sz="1"/>
               <w:left w:val="single" w:color="AAAAAA" w:sz="1"/>
@@ -4620,7 +5132,41 @@
         </w:tc>
         <w:tc>
           <w:tcPr>
-            <w:tcW w:type="dxa" w:w="900"/>
+            <w:tcW w:type="dxa" w:w="800"/>
+            <w:tcBorders>
+              <w:top w:val="single" w:color="AAAAAA" w:sz="1"/>
+              <w:left w:val="single" w:color="AAAAAA" w:sz="1"/>
+              <w:bottom w:val="single" w:color="AAAAAA" w:sz="1"/>
+              <w:right w:val="single" w:color="AAAAAA" w:sz="1"/>
+            </w:tcBorders>
+            <w:shd w:fill="FFFFFF" w:val="clear"/>
+            <w:tcMar>
+              <w:top w:type="dxa" w:w="60"/>
+              <w:left w:type="dxa" w:w="100"/>
+              <w:bottom w:type="dxa" w:w="60"/>
+              <w:right w:type="dxa" w:w="100"/>
+            </w:tcMar>
+            <w:vAlign w:val="center"/>
+          </w:tcPr>
+          <w:p>
+            <w:pPr>
+              <w:jc w:val="center"/>
+            </w:pPr>
+            <w:r>
+              <w:rPr>
+                <w:rFonts w:ascii="Times New Roman" w:cs="Times New Roman" w:eastAsia="Times New Roman" w:hAnsi="Times New Roman"/>
+                <w:b w:val="false"/>
+                <w:bCs w:val="false"/>
+                <w:sz w:val="18"/>
+                <w:szCs w:val="18"/>
+              </w:rPr>
+              <w:t xml:space="preserve">0.1900</w:t>
+            </w:r>
+          </w:p>
+        </w:tc>
+        <w:tc>
+          <w:tcPr>
+            <w:tcW w:type="dxa" w:w="700"/>
             <w:tcBorders>
               <w:top w:val="single" w:color="AAAAAA" w:sz="1"/>
               <w:left w:val="single" w:color="AAAAAA" w:sz="1"/>
@@ -4654,7 +5200,7 @@
         </w:tc>
         <w:tc>
           <w:tcPr>
-            <w:tcW w:type="dxa" w:w="2000"/>
+            <w:tcW w:type="dxa" w:w="1500"/>
             <w:tcBorders>
               <w:top w:val="single" w:color="AAAAAA" w:sz="1"/>
               <w:left w:val="single" w:color="AAAAAA" w:sz="1"/>
@@ -7258,6 +7804,818 @@
         </w:tc>
       </w:tr>
     </w:tbl>
+    <w:p>
+      <w:pPr>
+        <w:spacing w:after="40" w:before="40"/>
+      </w:pPr>
+      <w:r>
+        <w:rPr>
+          <w:sz w:val="22"/>
+          <w:szCs w:val="22"/>
+        </w:rPr>
+        <w:t xml:space="preserve"/>
+      </w:r>
+    </w:p>
+    <w:p>
+      <w:pPr>
+        <w:pStyle w:val="Heading3"/>
+        <w:spacing w:after="60" w:before="160"/>
+      </w:pPr>
+      <w:r>
+        <w:rPr>
+          <w:rFonts w:ascii="Arial" w:cs="Arial" w:eastAsia="Arial" w:hAnsi="Arial"/>
+          <w:b/>
+          <w:bCs/>
+          <w:i/>
+          <w:iCs/>
+          <w:sz w:val="22"/>
+          <w:szCs w:val="22"/>
+        </w:rPr>
+        <w:t xml:space="preserve">Ablation Study: Semantic Feature Scope</w:t>
+      </w:r>
+    </w:p>
+    <w:p>
+      <w:pPr>
+        <w:spacing w:after="60" w:before="60" w:line="276"/>
+        <w:ind/>
+        <w:jc w:val="both"/>
+      </w:pPr>
+      <w:r>
+        <w:rPr>
+          <w:rFonts w:ascii="Times New Roman" w:cs="Times New Roman" w:eastAsia="Times New Roman" w:hAnsi="Times New Roman"/>
+          <w:sz w:val="22"/>
+          <w:szCs w:val="22"/>
+        </w:rPr>
+        <w:t xml:space="preserve">Three of four semantic features (topology_class, complexity_class, structure_class) are derived from technical/structural columns already in the pipeline. Only material_class is a fully independent semantic signal. An ablation study compares material-only semantic similarity against all-4-feature semantic to quantify their individual contributions.</w:t>
+      </w:r>
+    </w:p>
+    <w:p>
+      <w:pPr>
+        <w:spacing w:after="40" w:before="40"/>
+      </w:pPr>
+      <w:r>
+        <w:rPr>
+          <w:sz w:val="22"/>
+          <w:szCs w:val="22"/>
+        </w:rPr>
+        <w:t xml:space="preserve"/>
+      </w:r>
+    </w:p>
+    <w:p>
+      <w:pPr>
+        <w:spacing w:after="100" w:before="40"/>
+        <w:jc w:val="center"/>
+      </w:pPr>
+      <w:r>
+        <w:rPr>
+          <w:rFonts w:ascii="Times New Roman" w:cs="Times New Roman" w:eastAsia="Times New Roman" w:hAnsi="Times New Roman"/>
+          <w:i/>
+          <w:iCs/>
+          <w:color w:val="444444"/>
+          <w:sz w:val="20"/>
+          <w:szCs w:val="20"/>
+        </w:rPr>
+        <w:t xml:space="preserve">Table 3.2: Ablation study — material-only semantic vs. all-4-feature semantic similarity.</w:t>
+      </w:r>
+    </w:p>
+    <w:tbl>
+      <w:tblPr>
+        <w:tblW w:type="dxa" w:w="8000"/>
+        <w:tblBorders>
+          <w:top w:val="single" w:color="auto" w:sz="4"/>
+          <w:left w:val="single" w:color="auto" w:sz="4"/>
+          <w:bottom w:val="single" w:color="auto" w:sz="4"/>
+          <w:right w:val="single" w:color="auto" w:sz="4"/>
+          <w:insideH w:val="single" w:color="auto" w:sz="4"/>
+          <w:insideV w:val="single" w:color="auto" w:sz="4"/>
+        </w:tblBorders>
+      </w:tblPr>
+      <w:tblGrid>
+        <w:gridCol w:w="3200"/>
+        <w:gridCol w:w="1200"/>
+        <w:gridCol w:w="1200"/>
+        <w:gridCol w:w="1200"/>
+        <w:gridCol w:w="1200"/>
+      </w:tblGrid>
+      <w:tr>
+        <w:trPr>
+          <w:tblHeader/>
+        </w:trPr>
+        <w:tc>
+          <w:tcPr>
+            <w:tcW w:type="dxa" w:w="3200"/>
+            <w:tcBorders>
+              <w:top w:val="single" w:color="AAAAAA" w:sz="1"/>
+              <w:left w:val="single" w:color="AAAAAA" w:sz="1"/>
+              <w:bottom w:val="single" w:color="AAAAAA" w:sz="1"/>
+              <w:right w:val="single" w:color="AAAAAA" w:sz="1"/>
+            </w:tcBorders>
+            <w:shd w:fill="DDEEFF" w:val="clear"/>
+            <w:tcMar>
+              <w:top w:type="dxa" w:w="60"/>
+              <w:left w:type="dxa" w:w="100"/>
+              <w:bottom w:type="dxa" w:w="60"/>
+              <w:right w:type="dxa" w:w="100"/>
+            </w:tcMar>
+            <w:vAlign w:val="center"/>
+          </w:tcPr>
+          <w:p>
+            <w:pPr>
+              <w:jc w:val="center"/>
+            </w:pPr>
+            <w:r>
+              <w:rPr>
+                <w:rFonts w:ascii="Times New Roman" w:cs="Times New Roman" w:eastAsia="Times New Roman" w:hAnsi="Times New Roman"/>
+                <w:b/>
+                <w:bCs/>
+                <w:sz w:val="18"/>
+                <w:szCs w:val="18"/>
+              </w:rPr>
+              <w:t xml:space="preserve">Method</w:t>
+            </w:r>
+          </w:p>
+        </w:tc>
+        <w:tc>
+          <w:tcPr>
+            <w:tcW w:type="dxa" w:w="1200"/>
+            <w:tcBorders>
+              <w:top w:val="single" w:color="AAAAAA" w:sz="1"/>
+              <w:left w:val="single" w:color="AAAAAA" w:sz="1"/>
+              <w:bottom w:val="single" w:color="AAAAAA" w:sz="1"/>
+              <w:right w:val="single" w:color="AAAAAA" w:sz="1"/>
+            </w:tcBorders>
+            <w:shd w:fill="DDEEFF" w:val="clear"/>
+            <w:tcMar>
+              <w:top w:type="dxa" w:w="60"/>
+              <w:left w:type="dxa" w:w="100"/>
+              <w:bottom w:type="dxa" w:w="60"/>
+              <w:right w:type="dxa" w:w="100"/>
+            </w:tcMar>
+            <w:vAlign w:val="center"/>
+          </w:tcPr>
+          <w:p>
+            <w:pPr>
+              <w:jc w:val="center"/>
+            </w:pPr>
+            <w:r>
+              <w:rPr>
+                <w:rFonts w:ascii="Times New Roman" w:cs="Times New Roman" w:eastAsia="Times New Roman" w:hAnsi="Times New Roman"/>
+                <w:b/>
+                <w:bCs/>
+                <w:sz w:val="18"/>
+                <w:szCs w:val="18"/>
+              </w:rPr>
+              <w:t xml:space="preserve">P@3</w:t>
+            </w:r>
+          </w:p>
+        </w:tc>
+        <w:tc>
+          <w:tcPr>
+            <w:tcW w:type="dxa" w:w="1200"/>
+            <w:tcBorders>
+              <w:top w:val="single" w:color="AAAAAA" w:sz="1"/>
+              <w:left w:val="single" w:color="AAAAAA" w:sz="1"/>
+              <w:bottom w:val="single" w:color="AAAAAA" w:sz="1"/>
+              <w:right w:val="single" w:color="AAAAAA" w:sz="1"/>
+            </w:tcBorders>
+            <w:shd w:fill="DDEEFF" w:val="clear"/>
+            <w:tcMar>
+              <w:top w:type="dxa" w:w="60"/>
+              <w:left w:type="dxa" w:w="100"/>
+              <w:bottom w:type="dxa" w:w="60"/>
+              <w:right w:type="dxa" w:w="100"/>
+            </w:tcMar>
+            <w:vAlign w:val="center"/>
+          </w:tcPr>
+          <w:p>
+            <w:pPr>
+              <w:jc w:val="center"/>
+            </w:pPr>
+            <w:r>
+              <w:rPr>
+                <w:rFonts w:ascii="Times New Roman" w:cs="Times New Roman" w:eastAsia="Times New Roman" w:hAnsi="Times New Roman"/>
+                <w:b/>
+                <w:bCs/>
+                <w:sz w:val="18"/>
+                <w:szCs w:val="18"/>
+              </w:rPr>
+              <w:t xml:space="preserve">P@5</w:t>
+            </w:r>
+          </w:p>
+        </w:tc>
+        <w:tc>
+          <w:tcPr>
+            <w:tcW w:type="dxa" w:w="1200"/>
+            <w:tcBorders>
+              <w:top w:val="single" w:color="AAAAAA" w:sz="1"/>
+              <w:left w:val="single" w:color="AAAAAA" w:sz="1"/>
+              <w:bottom w:val="single" w:color="AAAAAA" w:sz="1"/>
+              <w:right w:val="single" w:color="AAAAAA" w:sz="1"/>
+            </w:tcBorders>
+            <w:shd w:fill="DDEEFF" w:val="clear"/>
+            <w:tcMar>
+              <w:top w:type="dxa" w:w="60"/>
+              <w:left w:type="dxa" w:w="100"/>
+              <w:bottom w:type="dxa" w:w="60"/>
+              <w:right w:type="dxa" w:w="100"/>
+            </w:tcMar>
+            <w:vAlign w:val="center"/>
+          </w:tcPr>
+          <w:p>
+            <w:pPr>
+              <w:jc w:val="center"/>
+            </w:pPr>
+            <w:r>
+              <w:rPr>
+                <w:rFonts w:ascii="Times New Roman" w:cs="Times New Roman" w:eastAsia="Times New Roman" w:hAnsi="Times New Roman"/>
+                <w:b/>
+                <w:bCs/>
+                <w:sz w:val="18"/>
+                <w:szCs w:val="18"/>
+              </w:rPr>
+              <w:t xml:space="preserve">P@10</w:t>
+            </w:r>
+          </w:p>
+        </w:tc>
+        <w:tc>
+          <w:tcPr>
+            <w:tcW w:type="dxa" w:w="1200"/>
+            <w:tcBorders>
+              <w:top w:val="single" w:color="AAAAAA" w:sz="1"/>
+              <w:left w:val="single" w:color="AAAAAA" w:sz="1"/>
+              <w:bottom w:val="single" w:color="AAAAAA" w:sz="1"/>
+              <w:right w:val="single" w:color="AAAAAA" w:sz="1"/>
+            </w:tcBorders>
+            <w:shd w:fill="DDEEFF" w:val="clear"/>
+            <w:tcMar>
+              <w:top w:type="dxa" w:w="60"/>
+              <w:left w:type="dxa" w:w="100"/>
+              <w:bottom w:type="dxa" w:w="60"/>
+              <w:right w:type="dxa" w:w="100"/>
+            </w:tcMar>
+            <w:vAlign w:val="center"/>
+          </w:tcPr>
+          <w:p>
+            <w:pPr>
+              <w:jc w:val="center"/>
+            </w:pPr>
+            <w:r>
+              <w:rPr>
+                <w:rFonts w:ascii="Times New Roman" w:cs="Times New Roman" w:eastAsia="Times New Roman" w:hAnsi="Times New Roman"/>
+                <w:b/>
+                <w:bCs/>
+                <w:sz w:val="18"/>
+                <w:szCs w:val="18"/>
+              </w:rPr>
+              <w:t xml:space="preserve">MRR</w:t>
+            </w:r>
+          </w:p>
+        </w:tc>
+      </w:tr>
+      <w:tr>
+        <w:tc>
+          <w:tcPr>
+            <w:tcW w:type="dxa" w:w="3200"/>
+            <w:tcBorders>
+              <w:top w:val="single" w:color="AAAAAA" w:sz="1"/>
+              <w:left w:val="single" w:color="AAAAAA" w:sz="1"/>
+              <w:bottom w:val="single" w:color="AAAAAA" w:sz="1"/>
+              <w:right w:val="single" w:color="AAAAAA" w:sz="1"/>
+            </w:tcBorders>
+            <w:shd w:fill="FFFFFF" w:val="clear"/>
+            <w:tcMar>
+              <w:top w:type="dxa" w:w="60"/>
+              <w:left w:type="dxa" w:w="100"/>
+              <w:bottom w:type="dxa" w:w="60"/>
+              <w:right w:type="dxa" w:w="100"/>
+            </w:tcMar>
+            <w:vAlign w:val="center"/>
+          </w:tcPr>
+          <w:p>
+            <w:pPr>
+              <w:jc w:val="center"/>
+            </w:pPr>
+            <w:r>
+              <w:rPr>
+                <w:rFonts w:ascii="Times New Roman" w:cs="Times New Roman" w:eastAsia="Times New Roman" w:hAnsi="Times New Roman"/>
+                <w:b w:val="false"/>
+                <w:bCs w:val="false"/>
+                <w:sz w:val="18"/>
+                <w:szCs w:val="18"/>
+              </w:rPr>
+              <w:t xml:space="preserve">Semantic (all 4 features)</w:t>
+            </w:r>
+          </w:p>
+        </w:tc>
+        <w:tc>
+          <w:tcPr>
+            <w:tcW w:type="dxa" w:w="1200"/>
+            <w:tcBorders>
+              <w:top w:val="single" w:color="AAAAAA" w:sz="1"/>
+              <w:left w:val="single" w:color="AAAAAA" w:sz="1"/>
+              <w:bottom w:val="single" w:color="AAAAAA" w:sz="1"/>
+              <w:right w:val="single" w:color="AAAAAA" w:sz="1"/>
+            </w:tcBorders>
+            <w:shd w:fill="FFFFFF" w:val="clear"/>
+            <w:tcMar>
+              <w:top w:type="dxa" w:w="60"/>
+              <w:left w:type="dxa" w:w="100"/>
+              <w:bottom w:type="dxa" w:w="60"/>
+              <w:right w:type="dxa" w:w="100"/>
+            </w:tcMar>
+            <w:vAlign w:val="center"/>
+          </w:tcPr>
+          <w:p>
+            <w:pPr>
+              <w:jc w:val="center"/>
+            </w:pPr>
+            <w:r>
+              <w:rPr>
+                <w:rFonts w:ascii="Times New Roman" w:cs="Times New Roman" w:eastAsia="Times New Roman" w:hAnsi="Times New Roman"/>
+                <w:b w:val="false"/>
+                <w:bCs w:val="false"/>
+                <w:sz w:val="18"/>
+                <w:szCs w:val="18"/>
+              </w:rPr>
+              <w:t xml:space="preserve">0.3007</w:t>
+            </w:r>
+          </w:p>
+        </w:tc>
+        <w:tc>
+          <w:tcPr>
+            <w:tcW w:type="dxa" w:w="1200"/>
+            <w:tcBorders>
+              <w:top w:val="single" w:color="AAAAAA" w:sz="1"/>
+              <w:left w:val="single" w:color="AAAAAA" w:sz="1"/>
+              <w:bottom w:val="single" w:color="AAAAAA" w:sz="1"/>
+              <w:right w:val="single" w:color="AAAAAA" w:sz="1"/>
+            </w:tcBorders>
+            <w:shd w:fill="FFFFFF" w:val="clear"/>
+            <w:tcMar>
+              <w:top w:type="dxa" w:w="60"/>
+              <w:left w:type="dxa" w:w="100"/>
+              <w:bottom w:type="dxa" w:w="60"/>
+              <w:right w:type="dxa" w:w="100"/>
+            </w:tcMar>
+            <w:vAlign w:val="center"/>
+          </w:tcPr>
+          <w:p>
+            <w:pPr>
+              <w:jc w:val="center"/>
+            </w:pPr>
+            <w:r>
+              <w:rPr>
+                <w:rFonts w:ascii="Times New Roman" w:cs="Times New Roman" w:eastAsia="Times New Roman" w:hAnsi="Times New Roman"/>
+                <w:b w:val="false"/>
+                <w:bCs w:val="false"/>
+                <w:sz w:val="18"/>
+                <w:szCs w:val="18"/>
+              </w:rPr>
+              <w:t xml:space="preserve">0.3070</w:t>
+            </w:r>
+          </w:p>
+        </w:tc>
+        <w:tc>
+          <w:tcPr>
+            <w:tcW w:type="dxa" w:w="1200"/>
+            <w:tcBorders>
+              <w:top w:val="single" w:color="AAAAAA" w:sz="1"/>
+              <w:left w:val="single" w:color="AAAAAA" w:sz="1"/>
+              <w:bottom w:val="single" w:color="AAAAAA" w:sz="1"/>
+              <w:right w:val="single" w:color="AAAAAA" w:sz="1"/>
+            </w:tcBorders>
+            <w:shd w:fill="FFFFFF" w:val="clear"/>
+            <w:tcMar>
+              <w:top w:type="dxa" w:w="60"/>
+              <w:left w:type="dxa" w:w="100"/>
+              <w:bottom w:type="dxa" w:w="60"/>
+              <w:right w:type="dxa" w:w="100"/>
+            </w:tcMar>
+            <w:vAlign w:val="center"/>
+          </w:tcPr>
+          <w:p>
+            <w:pPr>
+              <w:jc w:val="center"/>
+            </w:pPr>
+            <w:r>
+              <w:rPr>
+                <w:rFonts w:ascii="Times New Roman" w:cs="Times New Roman" w:eastAsia="Times New Roman" w:hAnsi="Times New Roman"/>
+                <w:b w:val="false"/>
+                <w:bCs w:val="false"/>
+                <w:sz w:val="18"/>
+                <w:szCs w:val="18"/>
+              </w:rPr>
+              <w:t xml:space="preserve">0.2950</w:t>
+            </w:r>
+          </w:p>
+        </w:tc>
+        <w:tc>
+          <w:tcPr>
+            <w:tcW w:type="dxa" w:w="1200"/>
+            <w:tcBorders>
+              <w:top w:val="single" w:color="AAAAAA" w:sz="1"/>
+              <w:left w:val="single" w:color="AAAAAA" w:sz="1"/>
+              <w:bottom w:val="single" w:color="AAAAAA" w:sz="1"/>
+              <w:right w:val="single" w:color="AAAAAA" w:sz="1"/>
+            </w:tcBorders>
+            <w:shd w:fill="FFFFFF" w:val="clear"/>
+            <w:tcMar>
+              <w:top w:type="dxa" w:w="60"/>
+              <w:left w:type="dxa" w:w="100"/>
+              <w:bottom w:type="dxa" w:w="60"/>
+              <w:right w:type="dxa" w:w="100"/>
+            </w:tcMar>
+            <w:vAlign w:val="center"/>
+          </w:tcPr>
+          <w:p>
+            <w:pPr>
+              <w:jc w:val="center"/>
+            </w:pPr>
+            <w:r>
+              <w:rPr>
+                <w:rFonts w:ascii="Times New Roman" w:cs="Times New Roman" w:eastAsia="Times New Roman" w:hAnsi="Times New Roman"/>
+                <w:b w:val="false"/>
+                <w:bCs w:val="false"/>
+                <w:sz w:val="18"/>
+                <w:szCs w:val="18"/>
+              </w:rPr>
+              <w:t xml:space="preserve">0.5405</w:t>
+            </w:r>
+          </w:p>
+        </w:tc>
+      </w:tr>
+      <w:tr>
+        <w:tc>
+          <w:tcPr>
+            <w:tcW w:type="dxa" w:w="3200"/>
+            <w:tcBorders>
+              <w:top w:val="single" w:color="AAAAAA" w:sz="1"/>
+              <w:left w:val="single" w:color="AAAAAA" w:sz="1"/>
+              <w:bottom w:val="single" w:color="AAAAAA" w:sz="1"/>
+              <w:right w:val="single" w:color="AAAAAA" w:sz="1"/>
+            </w:tcBorders>
+            <w:shd w:fill="FFFFFF" w:val="clear"/>
+            <w:tcMar>
+              <w:top w:type="dxa" w:w="60"/>
+              <w:left w:type="dxa" w:w="100"/>
+              <w:bottom w:type="dxa" w:w="60"/>
+              <w:right w:type="dxa" w:w="100"/>
+            </w:tcMar>
+            <w:vAlign w:val="center"/>
+          </w:tcPr>
+          <w:p>
+            <w:pPr>
+              <w:jc w:val="center"/>
+            </w:pPr>
+            <w:r>
+              <w:rPr>
+                <w:rFonts w:ascii="Times New Roman" w:cs="Times New Roman" w:eastAsia="Times New Roman" w:hAnsi="Times New Roman"/>
+                <w:b w:val="false"/>
+                <w:bCs w:val="false"/>
+                <w:sz w:val="18"/>
+                <w:szCs w:val="18"/>
+              </w:rPr>
+              <w:t xml:space="preserve">Semantic (material-only)</w:t>
+            </w:r>
+          </w:p>
+        </w:tc>
+        <w:tc>
+          <w:tcPr>
+            <w:tcW w:type="dxa" w:w="1200"/>
+            <w:tcBorders>
+              <w:top w:val="single" w:color="AAAAAA" w:sz="1"/>
+              <w:left w:val="single" w:color="AAAAAA" w:sz="1"/>
+              <w:bottom w:val="single" w:color="AAAAAA" w:sz="1"/>
+              <w:right w:val="single" w:color="AAAAAA" w:sz="1"/>
+            </w:tcBorders>
+            <w:shd w:fill="FFFFFF" w:val="clear"/>
+            <w:tcMar>
+              <w:top w:type="dxa" w:w="60"/>
+              <w:left w:type="dxa" w:w="100"/>
+              <w:bottom w:type="dxa" w:w="60"/>
+              <w:right w:type="dxa" w:w="100"/>
+            </w:tcMar>
+            <w:vAlign w:val="center"/>
+          </w:tcPr>
+          <w:p>
+            <w:pPr>
+              <w:jc w:val="center"/>
+            </w:pPr>
+            <w:r>
+              <w:rPr>
+                <w:rFonts w:ascii="Times New Roman" w:cs="Times New Roman" w:eastAsia="Times New Roman" w:hAnsi="Times New Roman"/>
+                <w:b w:val="false"/>
+                <w:bCs w:val="false"/>
+                <w:sz w:val="18"/>
+                <w:szCs w:val="18"/>
+              </w:rPr>
+              <w:t xml:space="preserve">0.2091</w:t>
+            </w:r>
+          </w:p>
+        </w:tc>
+        <w:tc>
+          <w:tcPr>
+            <w:tcW w:type="dxa" w:w="1200"/>
+            <w:tcBorders>
+              <w:top w:val="single" w:color="AAAAAA" w:sz="1"/>
+              <w:left w:val="single" w:color="AAAAAA" w:sz="1"/>
+              <w:bottom w:val="single" w:color="AAAAAA" w:sz="1"/>
+              <w:right w:val="single" w:color="AAAAAA" w:sz="1"/>
+            </w:tcBorders>
+            <w:shd w:fill="FFFFFF" w:val="clear"/>
+            <w:tcMar>
+              <w:top w:type="dxa" w:w="60"/>
+              <w:left w:type="dxa" w:w="100"/>
+              <w:bottom w:type="dxa" w:w="60"/>
+              <w:right w:type="dxa" w:w="100"/>
+            </w:tcMar>
+            <w:vAlign w:val="center"/>
+          </w:tcPr>
+          <w:p>
+            <w:pPr>
+              <w:jc w:val="center"/>
+            </w:pPr>
+            <w:r>
+              <w:rPr>
+                <w:rFonts w:ascii="Times New Roman" w:cs="Times New Roman" w:eastAsia="Times New Roman" w:hAnsi="Times New Roman"/>
+                <w:b w:val="false"/>
+                <w:bCs w:val="false"/>
+                <w:sz w:val="18"/>
+                <w:szCs w:val="18"/>
+              </w:rPr>
+              <w:t xml:space="preserve">0.2056</w:t>
+            </w:r>
+          </w:p>
+        </w:tc>
+        <w:tc>
+          <w:tcPr>
+            <w:tcW w:type="dxa" w:w="1200"/>
+            <w:tcBorders>
+              <w:top w:val="single" w:color="AAAAAA" w:sz="1"/>
+              <w:left w:val="single" w:color="AAAAAA" w:sz="1"/>
+              <w:bottom w:val="single" w:color="AAAAAA" w:sz="1"/>
+              <w:right w:val="single" w:color="AAAAAA" w:sz="1"/>
+            </w:tcBorders>
+            <w:shd w:fill="FFFFFF" w:val="clear"/>
+            <w:tcMar>
+              <w:top w:type="dxa" w:w="60"/>
+              <w:left w:type="dxa" w:w="100"/>
+              <w:bottom w:type="dxa" w:w="60"/>
+              <w:right w:type="dxa" w:w="100"/>
+            </w:tcMar>
+            <w:vAlign w:val="center"/>
+          </w:tcPr>
+          <w:p>
+            <w:pPr>
+              <w:jc w:val="center"/>
+            </w:pPr>
+            <w:r>
+              <w:rPr>
+                <w:rFonts w:ascii="Times New Roman" w:cs="Times New Roman" w:eastAsia="Times New Roman" w:hAnsi="Times New Roman"/>
+                <w:b w:val="false"/>
+                <w:bCs w:val="false"/>
+                <w:sz w:val="18"/>
+                <w:szCs w:val="18"/>
+              </w:rPr>
+              <w:t xml:space="preserve">0.2050</w:t>
+            </w:r>
+          </w:p>
+        </w:tc>
+        <w:tc>
+          <w:tcPr>
+            <w:tcW w:type="dxa" w:w="1200"/>
+            <w:tcBorders>
+              <w:top w:val="single" w:color="AAAAAA" w:sz="1"/>
+              <w:left w:val="single" w:color="AAAAAA" w:sz="1"/>
+              <w:bottom w:val="single" w:color="AAAAAA" w:sz="1"/>
+              <w:right w:val="single" w:color="AAAAAA" w:sz="1"/>
+            </w:tcBorders>
+            <w:shd w:fill="FFFFFF" w:val="clear"/>
+            <w:tcMar>
+              <w:top w:type="dxa" w:w="60"/>
+              <w:left w:type="dxa" w:w="100"/>
+              <w:bottom w:type="dxa" w:w="60"/>
+              <w:right w:type="dxa" w:w="100"/>
+            </w:tcMar>
+            <w:vAlign w:val="center"/>
+          </w:tcPr>
+          <w:p>
+            <w:pPr>
+              <w:jc w:val="center"/>
+            </w:pPr>
+            <w:r>
+              <w:rPr>
+                <w:rFonts w:ascii="Times New Roman" w:cs="Times New Roman" w:eastAsia="Times New Roman" w:hAnsi="Times New Roman"/>
+                <w:b w:val="false"/>
+                <w:bCs w:val="false"/>
+                <w:sz w:val="18"/>
+                <w:szCs w:val="18"/>
+              </w:rPr>
+              <w:t xml:space="preserve">0.4486</w:t>
+            </w:r>
+          </w:p>
+        </w:tc>
+      </w:tr>
+      <w:tr>
+        <w:tc>
+          <w:tcPr>
+            <w:tcW w:type="dxa" w:w="3200"/>
+            <w:tcBorders>
+              <w:top w:val="single" w:color="AAAAAA" w:sz="1"/>
+              <w:left w:val="single" w:color="AAAAAA" w:sz="1"/>
+              <w:bottom w:val="single" w:color="AAAAAA" w:sz="1"/>
+              <w:right w:val="single" w:color="AAAAAA" w:sz="1"/>
+            </w:tcBorders>
+            <w:shd w:fill="FFFFFF" w:val="clear"/>
+            <w:tcMar>
+              <w:top w:type="dxa" w:w="60"/>
+              <w:left w:type="dxa" w:w="100"/>
+              <w:bottom w:type="dxa" w:w="60"/>
+              <w:right w:type="dxa" w:w="100"/>
+            </w:tcMar>
+            <w:vAlign w:val="center"/>
+          </w:tcPr>
+          <w:p>
+            <w:pPr>
+              <w:jc w:val="center"/>
+            </w:pPr>
+            <w:r>
+              <w:rPr>
+                <w:rFonts w:ascii="Times New Roman" w:cs="Times New Roman" w:eastAsia="Times New Roman" w:hAnsi="Times New Roman"/>
+                <w:b w:val="false"/>
+                <w:bCs w:val="false"/>
+                <w:sz w:val="18"/>
+                <w:szCs w:val="18"/>
+              </w:rPr>
+              <w:t xml:space="preserve">Hybrid (material-only sem)</w:t>
+            </w:r>
+          </w:p>
+        </w:tc>
+        <w:tc>
+          <w:tcPr>
+            <w:tcW w:type="dxa" w:w="1200"/>
+            <w:tcBorders>
+              <w:top w:val="single" w:color="AAAAAA" w:sz="1"/>
+              <w:left w:val="single" w:color="AAAAAA" w:sz="1"/>
+              <w:bottom w:val="single" w:color="AAAAAA" w:sz="1"/>
+              <w:right w:val="single" w:color="AAAAAA" w:sz="1"/>
+            </w:tcBorders>
+            <w:shd w:fill="FFFFFF" w:val="clear"/>
+            <w:tcMar>
+              <w:top w:type="dxa" w:w="60"/>
+              <w:left w:type="dxa" w:w="100"/>
+              <w:bottom w:type="dxa" w:w="60"/>
+              <w:right w:type="dxa" w:w="100"/>
+            </w:tcMar>
+            <w:vAlign w:val="center"/>
+          </w:tcPr>
+          <w:p>
+            <w:pPr>
+              <w:jc w:val="center"/>
+            </w:pPr>
+            <w:r>
+              <w:rPr>
+                <w:rFonts w:ascii="Times New Roman" w:cs="Times New Roman" w:eastAsia="Times New Roman" w:hAnsi="Times New Roman"/>
+                <w:b w:val="false"/>
+                <w:bCs w:val="false"/>
+                <w:sz w:val="18"/>
+                <w:szCs w:val="18"/>
+              </w:rPr>
+              <w:t xml:space="preserve">0.3807</w:t>
+            </w:r>
+          </w:p>
+        </w:tc>
+        <w:tc>
+          <w:tcPr>
+            <w:tcW w:type="dxa" w:w="1200"/>
+            <w:tcBorders>
+              <w:top w:val="single" w:color="AAAAAA" w:sz="1"/>
+              <w:left w:val="single" w:color="AAAAAA" w:sz="1"/>
+              <w:bottom w:val="single" w:color="AAAAAA" w:sz="1"/>
+              <w:right w:val="single" w:color="AAAAAA" w:sz="1"/>
+            </w:tcBorders>
+            <w:shd w:fill="FFFFFF" w:val="clear"/>
+            <w:tcMar>
+              <w:top w:type="dxa" w:w="60"/>
+              <w:left w:type="dxa" w:w="100"/>
+              <w:bottom w:type="dxa" w:w="60"/>
+              <w:right w:type="dxa" w:w="100"/>
+            </w:tcMar>
+            <w:vAlign w:val="center"/>
+          </w:tcPr>
+          <w:p>
+            <w:pPr>
+              <w:jc w:val="center"/>
+            </w:pPr>
+            <w:r>
+              <w:rPr>
+                <w:rFonts w:ascii="Times New Roman" w:cs="Times New Roman" w:eastAsia="Times New Roman" w:hAnsi="Times New Roman"/>
+                <w:b w:val="false"/>
+                <w:bCs w:val="false"/>
+                <w:sz w:val="18"/>
+                <w:szCs w:val="18"/>
+              </w:rPr>
+              <w:t xml:space="preserve">0.3649</w:t>
+            </w:r>
+          </w:p>
+        </w:tc>
+        <w:tc>
+          <w:tcPr>
+            <w:tcW w:type="dxa" w:w="1200"/>
+            <w:tcBorders>
+              <w:top w:val="single" w:color="AAAAAA" w:sz="1"/>
+              <w:left w:val="single" w:color="AAAAAA" w:sz="1"/>
+              <w:bottom w:val="single" w:color="AAAAAA" w:sz="1"/>
+              <w:right w:val="single" w:color="AAAAAA" w:sz="1"/>
+            </w:tcBorders>
+            <w:shd w:fill="FFFFFF" w:val="clear"/>
+            <w:tcMar>
+              <w:top w:type="dxa" w:w="60"/>
+              <w:left w:type="dxa" w:w="100"/>
+              <w:bottom w:type="dxa" w:w="60"/>
+              <w:right w:type="dxa" w:w="100"/>
+            </w:tcMar>
+            <w:vAlign w:val="center"/>
+          </w:tcPr>
+          <w:p>
+            <w:pPr>
+              <w:jc w:val="center"/>
+            </w:pPr>
+            <w:r>
+              <w:rPr>
+                <w:rFonts w:ascii="Times New Roman" w:cs="Times New Roman" w:eastAsia="Times New Roman" w:hAnsi="Times New Roman"/>
+                <w:b w:val="false"/>
+                <w:bCs w:val="false"/>
+                <w:sz w:val="18"/>
+                <w:szCs w:val="18"/>
+              </w:rPr>
+              <w:t xml:space="preserve">0.3428</w:t>
+            </w:r>
+          </w:p>
+        </w:tc>
+        <w:tc>
+          <w:tcPr>
+            <w:tcW w:type="dxa" w:w="1200"/>
+            <w:tcBorders>
+              <w:top w:val="single" w:color="AAAAAA" w:sz="1"/>
+              <w:left w:val="single" w:color="AAAAAA" w:sz="1"/>
+              <w:bottom w:val="single" w:color="AAAAAA" w:sz="1"/>
+              <w:right w:val="single" w:color="AAAAAA" w:sz="1"/>
+            </w:tcBorders>
+            <w:shd w:fill="FFFFFF" w:val="clear"/>
+            <w:tcMar>
+              <w:top w:type="dxa" w:w="60"/>
+              <w:left w:type="dxa" w:w="100"/>
+              <w:bottom w:type="dxa" w:w="60"/>
+              <w:right w:type="dxa" w:w="100"/>
+            </w:tcMar>
+            <w:vAlign w:val="center"/>
+          </w:tcPr>
+          <w:p>
+            <w:pPr>
+              <w:jc w:val="center"/>
+            </w:pPr>
+            <w:r>
+              <w:rPr>
+                <w:rFonts w:ascii="Times New Roman" w:cs="Times New Roman" w:eastAsia="Times New Roman" w:hAnsi="Times New Roman"/>
+                <w:b w:val="false"/>
+                <w:bCs w:val="false"/>
+                <w:sz w:val="18"/>
+                <w:szCs w:val="18"/>
+              </w:rPr>
+              <w:t xml:space="preserve">0.5693</w:t>
+            </w:r>
+          </w:p>
+        </w:tc>
+      </w:tr>
+    </w:tbl>
+    <w:p>
+      <w:pPr>
+        <w:spacing w:after="40" w:before="40"/>
+      </w:pPr>
+      <w:r>
+        <w:rPr>
+          <w:sz w:val="22"/>
+          <w:szCs w:val="22"/>
+        </w:rPr>
+        <w:t xml:space="preserve"/>
+      </w:r>
+    </w:p>
+    <w:p>
+      <w:pPr>
+        <w:spacing w:after="60" w:before="60" w:line="276"/>
+        <w:ind/>
+        <w:jc w:val="both"/>
+      </w:pPr>
+      <w:r>
+        <w:rPr>
+          <w:rFonts w:ascii="Times New Roman" w:cs="Times New Roman" w:eastAsia="Times New Roman" w:hAnsi="Times New Roman"/>
+          <w:sz w:val="22"/>
+          <w:szCs w:val="22"/>
+        </w:rPr>
+        <w:t xml:space="preserve">The discretised technical features in the semantic domain contribute +0.092 MRR over material-only. The hybrid with material-only semantic still achieves MRR = 0.5693, confirming robustness of the framework even with a minimal semantic representation.</w:t>
+      </w:r>
+    </w:p>
     <w:p>
       <w:pPr>
         <w:spacing w:after="40" w:before="40"/>
